--- a/lab1/Лаб1_IМ-52_Туманов.docx
+++ b/lab1/Лаб1_IМ-52_Туманов.docx
@@ -2984,6 +2984,42 @@
           <w:u w:val="none"/>
           <w:lang w:val="zxx" w:eastAsia="zxx" w:bidi="zxx"/>
         </w:rPr>
+        <w:t>WorkWindow1-&gt;setModal(true);</w:t>
+      </w:r>
+    </w:p>
+    <w:p>
+      <w:pPr>
+        <w:pStyle w:val="Normal"/>
+        <w:bidi w:val="0"/>
+        <w:spacing w:lineRule="auto" w:line="240" w:before="0" w:after="0"/>
+        <w:ind w:hanging="0" w:left="0" w:right="0"/>
+        <w:jc w:val="left"/>
+        <w:rPr>
+          <w:lang w:val="zxx" w:eastAsia="zxx" w:bidi="zxx"/>
+        </w:rPr>
+      </w:pPr>
+      <w:r>
+        <w:rPr>
+          <w:rFonts w:ascii="Liberation Mono" w:hAnsi="Liberation Mono"/>
+          <w:b w:val="false"/>
+          <w:bCs w:val="false"/>
+          <w:sz w:val="20"/>
+          <w:szCs w:val="20"/>
+          <w:u w:val="none"/>
+          <w:lang w:val="zxx" w:eastAsia="zxx" w:bidi="zxx"/>
+        </w:rPr>
+        <w:t xml:space="preserve">    </w:t>
+      </w:r>
+      <w:r>
+        <w:rPr>
+          <w:rFonts w:ascii="Liberation Mono" w:hAnsi="Liberation Mono"/>
+          <w:b w:val="false"/>
+          <w:bCs w:val="false"/>
+          <w:sz w:val="20"/>
+          <w:szCs w:val="20"/>
+          <w:u w:val="none"/>
+          <w:lang w:val="zxx" w:eastAsia="zxx" w:bidi="zxx"/>
+        </w:rPr>
         <w:t>WorkWindow1-&gt;show();</w:t>
       </w:r>
     </w:p>
@@ -3158,6 +3194,42 @@
           <w:lang w:val="zxx" w:eastAsia="zxx" w:bidi="zxx"/>
         </w:rPr>
         <w:t>work2* WorkWindow2 = new work2(this,"Hellow");</w:t>
+      </w:r>
+    </w:p>
+    <w:p>
+      <w:pPr>
+        <w:pStyle w:val="Normal"/>
+        <w:bidi w:val="0"/>
+        <w:spacing w:lineRule="auto" w:line="240" w:before="0" w:after="0"/>
+        <w:ind w:hanging="0" w:left="0" w:right="0"/>
+        <w:jc w:val="left"/>
+        <w:rPr>
+          <w:lang w:val="zxx" w:eastAsia="zxx" w:bidi="zxx"/>
+        </w:rPr>
+      </w:pPr>
+      <w:r>
+        <w:rPr>
+          <w:rFonts w:ascii="Liberation Mono" w:hAnsi="Liberation Mono"/>
+          <w:b w:val="false"/>
+          <w:bCs w:val="false"/>
+          <w:sz w:val="20"/>
+          <w:szCs w:val="20"/>
+          <w:u w:val="none"/>
+          <w:lang w:val="zxx" w:eastAsia="zxx" w:bidi="zxx"/>
+        </w:rPr>
+        <w:t xml:space="preserve">    </w:t>
+      </w:r>
+      <w:r>
+        <w:rPr>
+          <w:rFonts w:ascii="Liberation Mono" w:hAnsi="Liberation Mono"/>
+          <w:b w:val="false"/>
+          <w:bCs w:val="false"/>
+          <w:sz w:val="20"/>
+          <w:szCs w:val="20"/>
+          <w:u w:val="none"/>
+          <w:lang w:val="zxx" w:eastAsia="zxx" w:bidi="zxx"/>
+        </w:rPr>
+        <w:t>WorkWindow2-&gt;setModal(true);</w:t>
       </w:r>
     </w:p>
     <w:p>
@@ -4168,6 +4240,32 @@
           <w:szCs w:val="20"/>
           <w:lang w:val="zxx" w:eastAsia="zxx" w:bidi="zxx"/>
         </w:rPr>
+      </w:r>
+    </w:p>
+    <w:p>
+      <w:pPr>
+        <w:pStyle w:val="Normal"/>
+        <w:bidi w:val="0"/>
+        <w:spacing w:lineRule="exact" w:line="202" w:before="57" w:after="217"/>
+        <w:ind w:hanging="0" w:left="0" w:right="0"/>
+        <w:jc w:val="left"/>
+        <w:rPr>
+          <w:rFonts w:ascii="Courier New" w:hAnsi="Courier New"/>
+          <w:sz w:val="22"/>
+          <w:szCs w:val="22"/>
+          <w:lang w:val="zxx" w:eastAsia="zxx" w:bidi="zxx"/>
+        </w:rPr>
+      </w:pPr>
+      <w:r>
+        <w:rPr>
+          <w:rFonts w:ascii="Courier New" w:hAnsi="Courier New"/>
+          <w:sz w:val="22"/>
+          <w:szCs w:val="22"/>
+          <w:lang w:val="zxx" w:eastAsia="zxx" w:bidi="zxx"/>
+        </w:rPr>
+      </w:r>
+      <w:r>
+        <w:br w:type="page"/>
       </w:r>
     </w:p>
     <w:p>
@@ -7790,7 +7888,7 @@
           <w:shd w:fill="auto" w:val="clear"/>
           <w:lang w:val="zxx" w:eastAsia="zxx" w:bidi="zxx"/>
         </w:rPr>
-        <w:t xml:space="preserve">У лабораторній работі я </w:t>
+        <w:t>У лабораторній работі я використовував С++ та бібліотеку Qt, що для мене вперше у обох деталях. Як IDE використовував Qt Creator, тож створення самого інтерфейсу було доволі зручним. Також я відносно зрозумів структуру проєктів C++ та нагадав собі що таке те Об’єктно Орієнтовне Програмування. Приємно що ця бібліотека взаємодіє з дизайном системи, що облегшує створення додатків які виглядатимуть приємно користувач</w:t>
       </w:r>
       <w:r>
         <w:rPr>
@@ -7802,7 +7900,19 @@
           <w:shd w:fill="auto" w:val="clear"/>
           <w:lang w:val="zxx" w:eastAsia="zxx" w:bidi="zxx"/>
         </w:rPr>
-        <w:t>використовував С++ та бібліотеку Qt, що для мене вперше у обох деталях. Як IDE використовував Qt Creator, тож створення самого інтерфейсу було доволі зручним. Також я відносно зрозумів структуру проєктів C++ та нагадав собі що таке те Об’єктно Орієнтовне Програмування. Приємно що ця бібліотека взаємодіє з дизайном системи, що облегшує створення додатків які виглядатимуть приємно користувачеві.</w:t>
+        <w:t>у</w:t>
+      </w:r>
+      <w:r>
+        <w:rPr>
+          <w:rFonts w:eastAsia="Times New Roman" w:cs="Times New Roman" w:ascii="Adwaita Sans" w:hAnsi="Adwaita Sans"/>
+          <w:color w:val="000000"/>
+          <w:spacing w:val="0"/>
+          <w:sz w:val="32"/>
+          <w:u w:val="single"/>
+          <w:shd w:fill="auto" w:val="clear"/>
+          <w:lang w:val="zxx" w:eastAsia="zxx" w:bidi="zxx"/>
+        </w:rPr>
+        <w:t xml:space="preserve">. </w:t>
       </w:r>
     </w:p>
     <w:sectPr>
